--- a/Reportes/FM_Basico_VT341.docx
+++ b/Reportes/FM_Basico_VT341.docx
@@ -51,33 +51,7 @@
           <w:sz w:val="17"/>
           <w:szCs w:val="17"/>
         </w:rPr>
-        <w:t>{</w:t>
-      </w:r>
-      <w:proofErr w:type="spellStart"/>
-      <w:proofErr w:type="gramStart"/>
-      <w:r>
-        <w:rPr>
-          <w:rFonts w:ascii="Arial" w:eastAsia="Times New Roman" w:hAnsi="Arial" w:cs="Arial"/>
-          <w:b/>
-          <w:color w:val="000000"/>
-          <w:kern w:val="2"/>
-          <w:sz w:val="17"/>
-          <w:szCs w:val="17"/>
-        </w:rPr>
-        <w:t>custom.NumeroFianza</w:t>
-      </w:r>
-      <w:proofErr w:type="spellEnd"/>
-      <w:proofErr w:type="gramEnd"/>
-      <w:r>
-        <w:rPr>
-          <w:rFonts w:ascii="Arial" w:eastAsia="Times New Roman" w:hAnsi="Arial" w:cs="Arial"/>
-          <w:b/>
-          <w:color w:val="000000"/>
-          <w:kern w:val="2"/>
-          <w:sz w:val="17"/>
-          <w:szCs w:val="17"/>
-        </w:rPr>
-        <w:t>}</w:t>
+        <w:t>{custom.NumeroFianza}</w:t>
       </w:r>
     </w:p>
     <w:p>
@@ -129,10 +103,8 @@
           <w:sz w:val="17"/>
           <w:szCs w:val="17"/>
         </w:rPr>
-        <w:t>{</w:t>
-      </w:r>
-      <w:proofErr w:type="spellStart"/>
-      <w:proofErr w:type="gramStart"/>
+        <w:t>{custom.</w:t>
+      </w:r>
       <w:r>
         <w:rPr>
           <w:rFonts w:ascii="Arial" w:eastAsia="Times New Roman" w:hAnsi="Arial" w:cs="Arial"/>
@@ -142,21 +114,8 @@
           <w:sz w:val="17"/>
           <w:szCs w:val="17"/>
         </w:rPr>
-        <w:t>custom.</w:t>
-      </w:r>
-      <w:r>
-        <w:rPr>
-          <w:rFonts w:ascii="Arial" w:eastAsia="Times New Roman" w:hAnsi="Arial" w:cs="Arial"/>
-          <w:b/>
-          <w:color w:val="000000"/>
-          <w:kern w:val="2"/>
-          <w:sz w:val="17"/>
-          <w:szCs w:val="17"/>
-        </w:rPr>
         <w:t>AFavor</w:t>
       </w:r>
-      <w:proofErr w:type="spellEnd"/>
-      <w:proofErr w:type="gramEnd"/>
       <w:r>
         <w:rPr>
           <w:rFonts w:ascii="Arial" w:eastAsia="Times New Roman" w:hAnsi="Arial" w:cs="Arial"/>
@@ -217,44 +176,7 @@
           <w:sz w:val="17"/>
           <w:szCs w:val="17"/>
         </w:rPr>
-        <w:t>{</w:t>
-      </w:r>
-      <w:proofErr w:type="spellStart"/>
-      <w:proofErr w:type="gramStart"/>
-      <w:r>
-        <w:rPr>
-          <w:rFonts w:ascii="Arial" w:eastAsia="Times New Roman" w:hAnsi="Arial" w:cs="Arial"/>
-          <w:b/>
-          <w:color w:val="000000"/>
-          <w:kern w:val="2"/>
-          <w:sz w:val="17"/>
-          <w:szCs w:val="17"/>
-        </w:rPr>
-        <w:t>custom.</w:t>
-      </w:r>
-      <w:r>
-        <w:rPr>
-          <w:rFonts w:ascii="Arial" w:eastAsia="Times New Roman" w:hAnsi="Arial" w:cs="Arial"/>
-          <w:b/>
-          <w:color w:val="000000"/>
-          <w:kern w:val="2"/>
-          <w:sz w:val="17"/>
-          <w:szCs w:val="17"/>
-        </w:rPr>
-        <w:t>Tenedor</w:t>
-      </w:r>
-      <w:proofErr w:type="spellEnd"/>
-      <w:proofErr w:type="gramEnd"/>
-      <w:r>
-        <w:rPr>
-          <w:rFonts w:ascii="Arial" w:eastAsia="Times New Roman" w:hAnsi="Arial" w:cs="Arial"/>
-          <w:b/>
-          <w:color w:val="000000"/>
-          <w:kern w:val="2"/>
-          <w:sz w:val="17"/>
-          <w:szCs w:val="17"/>
-        </w:rPr>
-        <w:t>}</w:t>
+        <w:t>{custom.Tenedor}</w:t>
       </w:r>
     </w:p>
     <w:p>
@@ -306,10 +228,8 @@
           <w:sz w:val="17"/>
           <w:szCs w:val="17"/>
         </w:rPr>
-        <w:t>{</w:t>
-      </w:r>
-      <w:proofErr w:type="spellStart"/>
-      <w:proofErr w:type="gramStart"/>
+        <w:t>{custom.</w:t>
+      </w:r>
       <w:r>
         <w:rPr>
           <w:rFonts w:ascii="Arial" w:eastAsia="Times New Roman" w:hAnsi="Arial" w:cs="Arial"/>
@@ -319,21 +239,8 @@
           <w:sz w:val="17"/>
           <w:szCs w:val="17"/>
         </w:rPr>
-        <w:t>custom.</w:t>
-      </w:r>
-      <w:r>
-        <w:rPr>
-          <w:rFonts w:ascii="Arial" w:eastAsia="Times New Roman" w:hAnsi="Arial" w:cs="Arial"/>
-          <w:b/>
-          <w:color w:val="000000"/>
-          <w:kern w:val="2"/>
-          <w:sz w:val="17"/>
-          <w:szCs w:val="17"/>
-        </w:rPr>
         <w:t>Descripcion</w:t>
       </w:r>
-      <w:proofErr w:type="spellEnd"/>
-      <w:proofErr w:type="gramEnd"/>
       <w:r>
         <w:rPr>
           <w:rFonts w:ascii="Arial" w:eastAsia="Times New Roman" w:hAnsi="Arial" w:cs="Arial"/>
@@ -395,10 +302,8 @@
           <w:sz w:val="17"/>
           <w:szCs w:val="17"/>
         </w:rPr>
-        <w:t>{</w:t>
-      </w:r>
-      <w:proofErr w:type="spellStart"/>
-      <w:proofErr w:type="gramStart"/>
+        <w:t>{custom.</w:t>
+      </w:r>
       <w:r>
         <w:rPr>
           <w:rFonts w:ascii="Arial" w:eastAsia="Times New Roman" w:hAnsi="Arial" w:cs="Arial"/>
@@ -408,21 +313,8 @@
           <w:sz w:val="17"/>
           <w:szCs w:val="17"/>
         </w:rPr>
-        <w:t>custom.</w:t>
-      </w:r>
-      <w:r>
-        <w:rPr>
-          <w:rFonts w:ascii="Arial" w:eastAsia="Times New Roman" w:hAnsi="Arial" w:cs="Arial"/>
-          <w:b/>
-          <w:color w:val="000000"/>
-          <w:kern w:val="2"/>
-          <w:sz w:val="17"/>
-          <w:szCs w:val="17"/>
-        </w:rPr>
         <w:t>DiasVigenciaTexto</w:t>
       </w:r>
-      <w:proofErr w:type="spellEnd"/>
-      <w:proofErr w:type="gramEnd"/>
       <w:r>
         <w:rPr>
           <w:rFonts w:ascii="Arial" w:eastAsia="Times New Roman" w:hAnsi="Arial" w:cs="Arial"/>
@@ -552,31 +444,7 @@
           <w:sz w:val="17"/>
           <w:szCs w:val="24"/>
         </w:rPr>
-        <w:t>NÚMERO DE FIANZA: {</w:t>
-      </w:r>
-      <w:proofErr w:type="spellStart"/>
-      <w:proofErr w:type="gramStart"/>
-      <w:r>
-        <w:rPr>
-          <w:rFonts w:ascii="Arial" w:eastAsia="Times New Roman" w:hAnsi="Arial" w:cs="Arial"/>
-          <w:color w:val="000000"/>
-          <w:kern w:val="2"/>
-          <w:sz w:val="17"/>
-          <w:szCs w:val="24"/>
-        </w:rPr>
-        <w:t>custom.NumeroFianza</w:t>
-      </w:r>
-      <w:proofErr w:type="spellEnd"/>
-      <w:proofErr w:type="gramEnd"/>
-      <w:r>
-        <w:rPr>
-          <w:rFonts w:ascii="Arial" w:eastAsia="Times New Roman" w:hAnsi="Arial" w:cs="Arial"/>
-          <w:color w:val="000000"/>
-          <w:kern w:val="2"/>
-          <w:sz w:val="17"/>
-          <w:szCs w:val="24"/>
-        </w:rPr>
-        <w:t>}</w:t>
+        <w:t>NÚMERO DE FIANZA: {custom.NumeroFianza}</w:t>
       </w:r>
     </w:p>
     <w:p>
@@ -605,27 +473,15 @@
           <w:szCs w:val="24"/>
         </w:rPr>
       </w:pPr>
-      <w:proofErr w:type="gramStart"/>
-      <w:r>
-        <w:rPr>
-          <w:rFonts w:ascii="Arial" w:eastAsia="Times New Roman" w:hAnsi="Arial" w:cs="Arial"/>
-          <w:color w:val="000000"/>
-          <w:kern w:val="2"/>
-          <w:sz w:val="17"/>
-          <w:szCs w:val="24"/>
-        </w:rPr>
-        <w:t>FIADO :</w:t>
-      </w:r>
-      <w:proofErr w:type="gramEnd"/>
-      <w:r>
-        <w:rPr>
-          <w:rFonts w:ascii="Arial" w:eastAsia="Times New Roman" w:hAnsi="Arial" w:cs="Arial"/>
-          <w:color w:val="000000"/>
-          <w:kern w:val="2"/>
-          <w:sz w:val="17"/>
-          <w:szCs w:val="24"/>
-        </w:rPr>
-        <w:t xml:space="preserve"> </w:t>
+      <w:r>
+        <w:rPr>
+          <w:rFonts w:ascii="Arial" w:eastAsia="Times New Roman" w:hAnsi="Arial" w:cs="Arial"/>
+          <w:color w:val="000000"/>
+          <w:kern w:val="2"/>
+          <w:sz w:val="17"/>
+          <w:szCs w:val="24"/>
+        </w:rPr>
+        <w:t xml:space="preserve">FIADO : </w:t>
       </w:r>
     </w:p>
     <w:p>
@@ -678,33 +534,7 @@
           <w:sz w:val="17"/>
           <w:szCs w:val="24"/>
         </w:rPr>
-        <w:t>{</w:t>
-      </w:r>
-      <w:proofErr w:type="spellStart"/>
-      <w:proofErr w:type="gramStart"/>
-      <w:r>
-        <w:rPr>
-          <w:rFonts w:ascii="Arial" w:eastAsia="Times New Roman" w:hAnsi="Arial" w:cs="Arial"/>
-          <w:b/>
-          <w:color w:val="000000"/>
-          <w:kern w:val="2"/>
-          <w:sz w:val="17"/>
-          <w:szCs w:val="24"/>
-        </w:rPr>
-        <w:t>custom.SumaTextoTotal</w:t>
-      </w:r>
-      <w:proofErr w:type="spellEnd"/>
-      <w:proofErr w:type="gramEnd"/>
-      <w:r>
-        <w:rPr>
-          <w:rFonts w:ascii="Arial" w:eastAsia="Times New Roman" w:hAnsi="Arial" w:cs="Arial"/>
-          <w:b/>
-          <w:color w:val="000000"/>
-          <w:kern w:val="2"/>
-          <w:sz w:val="17"/>
-          <w:szCs w:val="24"/>
-        </w:rPr>
-        <w:t>}</w:t>
+        <w:t>{custom.SumaTextoTotal}</w:t>
       </w:r>
     </w:p>
     <w:p>
@@ -1196,31 +1026,7 @@
           <w:sz w:val="17"/>
           <w:szCs w:val="24"/>
         </w:rPr>
-        <w:t xml:space="preserve"> {</w:t>
-      </w:r>
-      <w:proofErr w:type="spellStart"/>
-      <w:proofErr w:type="gramStart"/>
-      <w:r>
-        <w:rPr>
-          <w:rFonts w:ascii="Arial" w:eastAsia="Times New Roman" w:hAnsi="Arial" w:cs="Arial"/>
-          <w:color w:val="000000"/>
-          <w:kern w:val="2"/>
-          <w:sz w:val="17"/>
-          <w:szCs w:val="24"/>
-        </w:rPr>
-        <w:t>custom.FechaActualTextoMin</w:t>
-      </w:r>
-      <w:proofErr w:type="spellEnd"/>
-      <w:proofErr w:type="gramEnd"/>
-      <w:r>
-        <w:rPr>
-          <w:rFonts w:ascii="Arial" w:eastAsia="Times New Roman" w:hAnsi="Arial" w:cs="Arial"/>
-          <w:color w:val="000000"/>
-          <w:kern w:val="2"/>
-          <w:sz w:val="17"/>
-          <w:szCs w:val="24"/>
-        </w:rPr>
-        <w:t>}</w:t>
+        <w:t xml:space="preserve"> {custom.FechaActualTextoMin}</w:t>
       </w:r>
       <w:r>
         <w:rPr>
@@ -1396,9 +1202,8 @@
           <w:sz w:val="17"/>
           <w:szCs w:val="24"/>
         </w:rPr>
-        <w:t>{</w:t>
-      </w:r>
-      <w:proofErr w:type="spellStart"/>
+        <w:t>{custom</w:t>
+      </w:r>
       <w:r>
         <w:rPr>
           <w:rFonts w:ascii="Arial" w:eastAsia="Times New Roman" w:hAnsi="Arial" w:cs="Arial"/>
@@ -1409,7 +1214,7 @@
           <w:sz w:val="17"/>
           <w:szCs w:val="24"/>
         </w:rPr>
-        <w:t>custom</w:t>
+        <w:t>.AFavor</w:t>
       </w:r>
       <w:r>
         <w:rPr>
@@ -1421,9 +1226,39 @@
           <w:sz w:val="17"/>
           <w:szCs w:val="24"/>
         </w:rPr>
-        <w:t>.AFavor</w:t>
-      </w:r>
-      <w:proofErr w:type="spellEnd"/>
+        <w:t>}</w:t>
+      </w:r>
+      <w:r>
+        <w:rPr>
+          <w:rFonts w:ascii="Arial" w:eastAsia="Times New Roman" w:hAnsi="Arial" w:cs="Arial"/>
+          <w:color w:val="000000"/>
+          <w:kern w:val="2"/>
+          <w:sz w:val="17"/>
+          <w:szCs w:val="24"/>
+        </w:rPr>
+        <w:t xml:space="preserve">, (en adelante denominado </w:t>
+      </w:r>
+      <w:r>
+        <w:rPr>
+          <w:rFonts w:ascii="Arial" w:eastAsia="Times New Roman" w:hAnsi="Arial" w:cs="Arial"/>
+          <w:b/>
+          <w:color w:val="000000"/>
+          <w:kern w:val="2"/>
+          <w:sz w:val="17"/>
+          <w:szCs w:val="24"/>
+        </w:rPr>
+        <w:t>EL FIADO</w:t>
+      </w:r>
+      <w:r>
+        <w:rPr>
+          <w:rFonts w:ascii="Arial" w:eastAsia="Times New Roman" w:hAnsi="Arial" w:cs="Arial"/>
+          <w:color w:val="000000"/>
+          <w:kern w:val="2"/>
+          <w:sz w:val="17"/>
+          <w:szCs w:val="24"/>
+        </w:rPr>
+        <w:t xml:space="preserve">) ante el </w:t>
+      </w:r>
       <w:r>
         <w:rPr>
           <w:rFonts w:ascii="Arial" w:eastAsia="Times New Roman" w:hAnsi="Arial" w:cs="Arial"/>
@@ -1434,76 +1269,7 @@
           <w:sz w:val="17"/>
           <w:szCs w:val="24"/>
         </w:rPr>
-        <w:t>}</w:t>
-      </w:r>
-      <w:r>
-        <w:rPr>
-          <w:rFonts w:ascii="Arial" w:eastAsia="Times New Roman" w:hAnsi="Arial" w:cs="Arial"/>
-          <w:color w:val="000000"/>
-          <w:kern w:val="2"/>
-          <w:sz w:val="17"/>
-          <w:szCs w:val="24"/>
-        </w:rPr>
-        <w:t xml:space="preserve">, (en adelante denominado </w:t>
-      </w:r>
-      <w:r>
-        <w:rPr>
-          <w:rFonts w:ascii="Arial" w:eastAsia="Times New Roman" w:hAnsi="Arial" w:cs="Arial"/>
-          <w:b/>
-          <w:color w:val="000000"/>
-          <w:kern w:val="2"/>
-          <w:sz w:val="17"/>
-          <w:szCs w:val="24"/>
-        </w:rPr>
-        <w:t>EL FIADO</w:t>
-      </w:r>
-      <w:r>
-        <w:rPr>
-          <w:rFonts w:ascii="Arial" w:eastAsia="Times New Roman" w:hAnsi="Arial" w:cs="Arial"/>
-          <w:color w:val="000000"/>
-          <w:kern w:val="2"/>
-          <w:sz w:val="17"/>
-          <w:szCs w:val="24"/>
-        </w:rPr>
-        <w:t xml:space="preserve">) ante el </w:t>
-      </w:r>
-      <w:r>
-        <w:rPr>
-          <w:rFonts w:ascii="Arial" w:eastAsia="Times New Roman" w:hAnsi="Arial" w:cs="Arial"/>
-          <w:b/>
-          <w:bCs/>
-          <w:color w:val="000000"/>
-          <w:kern w:val="2"/>
-          <w:sz w:val="17"/>
-          <w:szCs w:val="24"/>
-        </w:rPr>
-        <w:t>{</w:t>
-      </w:r>
-      <w:proofErr w:type="spellStart"/>
-      <w:r>
-        <w:rPr>
-          <w:rFonts w:ascii="Arial" w:eastAsia="Times New Roman" w:hAnsi="Arial" w:cs="Arial"/>
-          <w:b/>
-          <w:bCs/>
-          <w:color w:val="000000"/>
-          <w:kern w:val="2"/>
-          <w:sz w:val="17"/>
-          <w:szCs w:val="24"/>
-        </w:rPr>
-        <w:t>custom.Tenedor</w:t>
-      </w:r>
-      <w:proofErr w:type="spellEnd"/>
-      <w:r>
-        <w:rPr>
-          <w:rFonts w:ascii="Arial" w:eastAsia="Times New Roman" w:hAnsi="Arial" w:cs="Arial"/>
-          <w:b/>
-          <w:bCs/>
-          <w:color w:val="000000"/>
-          <w:kern w:val="2"/>
-          <w:sz w:val="17"/>
-          <w:szCs w:val="24"/>
-        </w:rPr>
-        <w:t>}</w:t>
+        <w:t>{custom.Tenedor}</w:t>
       </w:r>
       <w:r>
         <w:rPr>
@@ -1556,31 +1322,7 @@
           <w:sz w:val="17"/>
           <w:szCs w:val="24"/>
         </w:rPr>
-        <w:t>{</w:t>
-      </w:r>
-      <w:proofErr w:type="spellStart"/>
-      <w:r>
-        <w:rPr>
-          <w:rFonts w:ascii="Arial" w:eastAsia="Times New Roman" w:hAnsi="Arial" w:cs="Arial"/>
-          <w:b/>
-          <w:color w:val="000000"/>
-          <w:kern w:val="2"/>
-          <w:sz w:val="17"/>
-          <w:szCs w:val="24"/>
-        </w:rPr>
-        <w:t>custom.Descripcion</w:t>
-      </w:r>
-      <w:proofErr w:type="spellEnd"/>
-      <w:r>
-        <w:rPr>
-          <w:rFonts w:ascii="Arial" w:eastAsia="Times New Roman" w:hAnsi="Arial" w:cs="Arial"/>
-          <w:b/>
-          <w:color w:val="000000"/>
-          <w:kern w:val="2"/>
-          <w:sz w:val="17"/>
-          <w:szCs w:val="24"/>
-        </w:rPr>
-        <w:t>}</w:t>
+        <w:t>{custom.Descripcion}</w:t>
       </w:r>
       <w:r>
         <w:rPr>
@@ -1746,33 +1488,7 @@
           <w:sz w:val="17"/>
           <w:szCs w:val="24"/>
         </w:rPr>
-        <w:t>{</w:t>
-      </w:r>
-      <w:proofErr w:type="spellStart"/>
-      <w:proofErr w:type="gramStart"/>
-      <w:r>
-        <w:rPr>
-          <w:rFonts w:ascii="Arial" w:eastAsia="Times New Roman" w:hAnsi="Arial" w:cs="Arial"/>
-          <w:b/>
-          <w:color w:val="000000"/>
-          <w:kern w:val="2"/>
-          <w:sz w:val="17"/>
-          <w:szCs w:val="24"/>
-        </w:rPr>
-        <w:t>custom.MonedaMonto</w:t>
-      </w:r>
-      <w:proofErr w:type="spellEnd"/>
-      <w:proofErr w:type="gramEnd"/>
-      <w:r>
-        <w:rPr>
-          <w:rFonts w:ascii="Arial" w:eastAsia="Times New Roman" w:hAnsi="Arial" w:cs="Arial"/>
-          <w:b/>
-          <w:color w:val="000000"/>
-          <w:kern w:val="2"/>
-          <w:sz w:val="17"/>
-          <w:szCs w:val="24"/>
-        </w:rPr>
-        <w:t>}</w:t>
+        <w:t>{custom.MonedaMonto}</w:t>
       </w:r>
       <w:r>
         <w:rPr>
@@ -1794,21 +1510,19 @@
           <w:sz w:val="17"/>
           <w:szCs w:val="24"/>
         </w:rPr>
-        <w:t>{</w:t>
-      </w:r>
-      <w:proofErr w:type="spellStart"/>
-      <w:r>
-        <w:rPr>
-          <w:rFonts w:ascii="Arial" w:eastAsia="Times New Roman" w:hAnsi="Arial" w:cs="Arial"/>
-          <w:b/>
-          <w:color w:val="000000"/>
-          <w:kern w:val="2"/>
-          <w:sz w:val="17"/>
-          <w:szCs w:val="24"/>
-        </w:rPr>
-        <w:t>custom.SumaTexto</w:t>
-      </w:r>
-      <w:proofErr w:type="spellEnd"/>
+        <w:t>{custom.Suma</w:t>
+      </w:r>
+      <w:r>
+        <w:rPr>
+          <w:rFonts w:ascii="Arial" w:eastAsia="Times New Roman" w:hAnsi="Arial" w:cs="Arial"/>
+          <w:b/>
+          <w:color w:val="000000"/>
+          <w:kern w:val="2"/>
+          <w:sz w:val="17"/>
+          <w:szCs w:val="24"/>
+        </w:rPr>
+        <w:t>Letras</w:t>
+      </w:r>
       <w:r>
         <w:rPr>
           <w:rFonts w:ascii="Arial" w:eastAsia="Times New Roman" w:hAnsi="Arial" w:cs="Arial"/>
@@ -2172,29 +1886,7 @@
           <w:sz w:val="17"/>
           <w:szCs w:val="24"/>
         </w:rPr>
-        <w:t xml:space="preserve"> por escrito, a </w:t>
-      </w:r>
-      <w:proofErr w:type="spellStart"/>
-      <w:r>
-        <w:rPr>
-          <w:rFonts w:ascii="Arial" w:eastAsia="Times New Roman" w:hAnsi="Arial" w:cs="Arial"/>
-          <w:color w:val="000000"/>
-          <w:kern w:val="2"/>
-          <w:sz w:val="17"/>
-          <w:szCs w:val="24"/>
-        </w:rPr>
-        <w:t>mas</w:t>
-      </w:r>
-      <w:proofErr w:type="spellEnd"/>
-      <w:r>
-        <w:rPr>
-          <w:rFonts w:ascii="Arial" w:eastAsia="Times New Roman" w:hAnsi="Arial" w:cs="Arial"/>
-          <w:color w:val="000000"/>
-          <w:kern w:val="2"/>
-          <w:sz w:val="17"/>
-          <w:szCs w:val="24"/>
-        </w:rPr>
-        <w:t xml:space="preserve"> tardar dentro de los 30 días siguientes a la fecha en que </w:t>
+        <w:t xml:space="preserve"> por escrito, a mas tardar dentro de los 30 días siguientes a la fecha en que </w:t>
       </w:r>
       <w:r>
         <w:rPr>
@@ -2809,35 +2501,7 @@
           <w:sz w:val="17"/>
           <w:szCs w:val="24"/>
         </w:rPr>
-        <w:t>{</w:t>
-      </w:r>
-      <w:proofErr w:type="spellStart"/>
-      <w:proofErr w:type="gramStart"/>
-      <w:r>
-        <w:rPr>
-          <w:rFonts w:ascii="Arial" w:eastAsia="Times New Roman" w:hAnsi="Arial" w:cs="Arial"/>
-          <w:b/>
-          <w:bCs/>
-          <w:color w:val="000000"/>
-          <w:kern w:val="2"/>
-          <w:sz w:val="17"/>
-          <w:szCs w:val="24"/>
-        </w:rPr>
-        <w:t>custom.HastaTexto</w:t>
-      </w:r>
-      <w:proofErr w:type="spellEnd"/>
-      <w:proofErr w:type="gramEnd"/>
-      <w:r>
-        <w:rPr>
-          <w:rFonts w:ascii="Arial" w:eastAsia="Times New Roman" w:hAnsi="Arial" w:cs="Arial"/>
-          <w:b/>
-          <w:bCs/>
-          <w:color w:val="000000"/>
-          <w:kern w:val="2"/>
-          <w:sz w:val="17"/>
-          <w:szCs w:val="24"/>
-        </w:rPr>
-        <w:t>}</w:t>
+        <w:t>{custom.HastaTexto}</w:t>
       </w:r>
       <w:r>
         <w:rPr>
@@ -3094,29 +2758,7 @@
           <w:sz w:val="15"/>
           <w:szCs w:val="24"/>
         </w:rPr>
-        <w:t xml:space="preserve">(Texto aprobado por el Contralor General de la República, de conformidad con el Decreto No.44 de 4 de </w:t>
-      </w:r>
-      <w:proofErr w:type="gramStart"/>
-      <w:r>
-        <w:rPr>
-          <w:rFonts w:ascii="Arial" w:eastAsia="Times New Roman" w:hAnsi="Arial" w:cs="Arial"/>
-          <w:color w:val="000000"/>
-          <w:kern w:val="2"/>
-          <w:sz w:val="15"/>
-          <w:szCs w:val="24"/>
-        </w:rPr>
-        <w:t>Marzo</w:t>
-      </w:r>
-      <w:proofErr w:type="gramEnd"/>
-      <w:r>
-        <w:rPr>
-          <w:rFonts w:ascii="Arial" w:eastAsia="Times New Roman" w:hAnsi="Arial" w:cs="Arial"/>
-          <w:color w:val="000000"/>
-          <w:kern w:val="2"/>
-          <w:sz w:val="15"/>
-          <w:szCs w:val="24"/>
-        </w:rPr>
-        <w:t xml:space="preserve"> de 1998)</w:t>
+        <w:t>(Texto aprobado por el Contralor General de la República, de conformidad con el Decreto No.44 de 4 de Marzo de 1998)</w:t>
       </w:r>
     </w:p>
     <w:sectPr>
